--- a/content-src/docx/R TLS 1999 12 03 Bridget Jones.docx
+++ b/content-src/docx/R TLS 1999 12 03 Bridget Jones.docx
@@ -19,7 +19,19 @@
     </w:p>
     <w:p>
       <w:r>
-        <w:t>&lt;details&gt;Review of Helen Fielding, Bridget Jones: The Edge of Reason, 422pp. Picador. £12.99. 0 330 36734 X. The Times Literary Supplement (Fiction in brief), 3 December 1999, p. 33.&lt;/details&gt;</w:t>
+        <w:t xml:space="preserve">&lt;details&gt;Bridget Jones: The Edge of Reason</w:t>
+      </w:r>
+      <w:r>
+        <w:br/>
+      </w:r>
+      <w:r>
+        <w:t xml:space="preserve">Helen Fielding</w:t>
+      </w:r>
+      <w:r>
+        <w:br/>
+      </w:r>
+      <w:r>
+        <w:t xml:space="preserve">422pp, Picador, £12.99&lt;/details&gt;</w:t>
       </w:r>
     </w:p>
     <w:p>

--- a/content-src/docx/R TLS 1999 12 03 Bridget Jones.docx
+++ b/content-src/docx/R TLS 1999 12 03 Bridget Jones.docx
@@ -14,7 +14,7 @@
     </w:p>
     <w:p>
       <w:r>
-        <w:t>&lt;category&gt;Fiction&lt;/category&gt;</w:t>
+        <w:t>&lt;category&gt;Fiction, fun&lt;/category&gt;</w:t>
       </w:r>
     </w:p>
     <w:p>
